--- a/release/v5/docs/Ugrinsky-Wind-Wall-V5-Manual-Chinese-Simplified.docx
+++ b/release/v5/docs/Ugrinsky-Wind-Wall-V5-Manual-Chinese-Simplified.docx
@@ -2158,7 +2158,7 @@
               <w:rPr>
                 <w:sz w:val="20"/>
               </w:rPr>
-              <w:t>1</w:t>
+              <w:t>36</w:t>
             </w:r>
           </w:p>
         </w:tc>
@@ -2176,7 +2176,7 @@
               <w:rPr>
                 <w:sz w:val="20"/>
               </w:rPr>
-              <w:t>隔套</w:t>
+              <w:t>磁铁</w:t>
             </w:r>
           </w:p>
         </w:tc>
@@ -2194,7 +2194,7 @@
               <w:rPr>
                 <w:sz w:val="20"/>
               </w:rPr>
-              <w:t>12 × 17.85 mm；外径与长度；检查 M8 通孔</w:t>
+              <w:t>两圈，每圈 18 个磁铁；设计目标为 10 × 2 mm，须核实实测尺寸和固定方式</w:t>
             </w:r>
           </w:p>
         </w:tc>
@@ -2218,7 +2218,7 @@
               <w:rPr>
                 <w:sz w:val="20"/>
               </w:rPr>
-              <w:t>36</w:t>
+              <w:t>1</w:t>
             </w:r>
           </w:p>
         </w:tc>
@@ -2236,7 +2236,7 @@
               <w:rPr>
                 <w:sz w:val="20"/>
               </w:rPr>
-              <w:t>磁铁</w:t>
+              <w:t>完整 51105 推力轴承</w:t>
             </w:r>
           </w:p>
         </w:tc>
@@ -2254,7 +2254,7 @@
               <w:rPr>
                 <w:sz w:val="20"/>
               </w:rPr>
-              <w:t>两圈，每圈 18 个磁铁；设计目标为 10 × 2 mm，须核实实测尺寸和固定方式</w:t>
+              <w:t>25 × 42 × 11 mm</w:t>
             </w:r>
           </w:p>
         </w:tc>
@@ -2296,7 +2296,7 @@
               <w:rPr>
                 <w:sz w:val="20"/>
               </w:rPr>
-              <w:t>完整 51105 推力轴承</w:t>
+              <w:t>608 径向轴承</w:t>
             </w:r>
           </w:p>
         </w:tc>
@@ -2314,7 +2314,7 @@
               <w:rPr>
                 <w:sz w:val="20"/>
               </w:rPr>
-              <w:t>25 × 42 × 11 mm</w:t>
+              <w:t>8 × 22 × 7 mm</w:t>
             </w:r>
           </w:p>
         </w:tc>
@@ -2338,7 +2338,7 @@
               <w:rPr>
                 <w:sz w:val="20"/>
               </w:rPr>
-              <w:t>1</w:t>
+              <w:t>4</w:t>
             </w:r>
           </w:p>
         </w:tc>
@@ -2356,7 +2356,7 @@
               <w:rPr>
                 <w:sz w:val="20"/>
               </w:rPr>
-              <w:t>608 径向轴承</w:t>
+              <w:t>M4 盖板螺钉</w:t>
             </w:r>
           </w:p>
         </w:tc>
@@ -2374,127 +2374,7 @@
               <w:rPr>
                 <w:sz w:val="20"/>
               </w:rPr>
-              <w:t>8 × 22 × 7 mm</w:t>
-            </w:r>
-          </w:p>
-        </w:tc>
-      </w:tr>
-      <w:tr>
-        <w:trPr>
-          <w:cantSplit/>
-        </w:trPr>
-        <w:tc>
-          <w:tcPr>
-            <w:tcW w:type="dxa" w:w="680"/>
-            <w:vAlign w:val="center"/>
-            <w:shd w:fill="FFFFFF"/>
-          </w:tcPr>
-          <w:p>
-            <w:pPr>
-              <w:spacing w:after="0" w:line="252" w:lineRule="auto"/>
-              <w:jc w:val="center"/>
-            </w:pPr>
-            <w:r>
-              <w:rPr>
-                <w:sz w:val="20"/>
-              </w:rPr>
-              <w:t>6</w:t>
-            </w:r>
-          </w:p>
-        </w:tc>
-        <w:tc>
-          <w:tcPr>
-            <w:tcW w:type="dxa" w:w="2778"/>
-            <w:vAlign w:val="center"/>
-            <w:shd w:fill="FFFFFF"/>
-          </w:tcPr>
-          <w:p>
-            <w:pPr>
-              <w:spacing w:after="0" w:line="252" w:lineRule="auto"/>
-            </w:pPr>
-            <w:r>
-              <w:rPr>
-                <w:sz w:val="20"/>
-              </w:rPr>
-              <w:t>M4 盖板螺钉</w:t>
-            </w:r>
-          </w:p>
-        </w:tc>
-        <w:tc>
-          <w:tcPr>
-            <w:tcW w:type="dxa" w:w="6406"/>
-            <w:vAlign w:val="center"/>
-            <w:shd w:fill="FFFFFF"/>
-          </w:tcPr>
-          <w:p>
-            <w:pPr>
-              <w:spacing w:after="0" w:line="252" w:lineRule="auto"/>
-            </w:pPr>
-            <w:r>
-              <w:rPr>
-                <w:sz w:val="20"/>
-              </w:rPr>
               <w:t>按实际叠层检查长度和头型；没有已认可的标准采购长度</w:t>
-            </w:r>
-          </w:p>
-        </w:tc>
-      </w:tr>
-      <w:tr>
-        <w:trPr>
-          <w:cantSplit/>
-        </w:trPr>
-        <w:tc>
-          <w:tcPr>
-            <w:tcW w:type="dxa" w:w="680"/>
-            <w:vAlign w:val="center"/>
-            <w:shd w:fill="F4F4F4"/>
-          </w:tcPr>
-          <w:p>
-            <w:pPr>
-              <w:spacing w:after="0" w:line="252" w:lineRule="auto"/>
-              <w:jc w:val="center"/>
-            </w:pPr>
-            <w:r>
-              <w:rPr>
-                <w:sz w:val="20"/>
-              </w:rPr>
-              <w:t>6</w:t>
-            </w:r>
-          </w:p>
-        </w:tc>
-        <w:tc>
-          <w:tcPr>
-            <w:tcW w:type="dxa" w:w="2778"/>
-            <w:vAlign w:val="center"/>
-            <w:shd w:fill="F4F4F4"/>
-          </w:tcPr>
-          <w:p>
-            <w:pPr>
-              <w:spacing w:after="0" w:line="252" w:lineRule="auto"/>
-            </w:pPr>
-            <w:r>
-              <w:rPr>
-                <w:sz w:val="20"/>
-              </w:rPr>
-              <w:t>M4 防转嵌入螺母</w:t>
-            </w:r>
-          </w:p>
-        </w:tc>
-        <w:tc>
-          <w:tcPr>
-            <w:tcW w:type="dxa" w:w="6406"/>
-            <w:vAlign w:val="center"/>
-            <w:shd w:fill="F4F4F4"/>
-          </w:tcPr>
-          <w:p>
-            <w:pPr>
-              <w:spacing w:after="0" w:line="252" w:lineRule="auto"/>
-            </w:pPr>
-            <w:r>
-              <w:rPr>
-                <w:sz w:val="20"/>
-              </w:rPr>
-              <w:t>六角形；完全嵌入外壳螺母槽</w:t>
             </w:r>
           </w:p>
         </w:tc>
@@ -2536,7 +2416,7 @@
               <w:rPr>
                 <w:sz w:val="20"/>
               </w:rPr>
-              <w:t>下部木螺钉</w:t>
+              <w:t>M4 防转嵌入螺母</w:t>
             </w:r>
           </w:p>
         </w:tc>
@@ -2554,7 +2434,7 @@
               <w:rPr>
                 <w:sz w:val="20"/>
               </w:rPr>
-              <w:t>木螺钉 4 × 30 mm，平头 Ø9；不要打印；未经验证的标称包络</w:t>
+              <w:t>六角形；完全嵌入外壳螺母槽</w:t>
             </w:r>
           </w:p>
         </w:tc>
@@ -2596,6 +2476,66 @@
               <w:rPr>
                 <w:sz w:val="20"/>
               </w:rPr>
+              <w:t>下部木螺钉</w:t>
+            </w:r>
+          </w:p>
+        </w:tc>
+        <w:tc>
+          <w:tcPr>
+            <w:tcW w:type="dxa" w:w="6406"/>
+            <w:vAlign w:val="center"/>
+            <w:shd w:fill="F4F4F4"/>
+          </w:tcPr>
+          <w:p>
+            <w:pPr>
+              <w:spacing w:after="0" w:line="252" w:lineRule="auto"/>
+            </w:pPr>
+            <w:r>
+              <w:rPr>
+                <w:sz w:val="20"/>
+              </w:rPr>
+              <w:t>木螺钉 4 × 30 mm，平头 Ø9；不要打印；未经验证的标称包络</w:t>
+            </w:r>
+          </w:p>
+        </w:tc>
+      </w:tr>
+      <w:tr>
+        <w:trPr>
+          <w:cantSplit/>
+        </w:trPr>
+        <w:tc>
+          <w:tcPr>
+            <w:tcW w:type="dxa" w:w="680"/>
+            <w:vAlign w:val="center"/>
+            <w:shd w:fill="FFFFFF"/>
+          </w:tcPr>
+          <w:p>
+            <w:pPr>
+              <w:spacing w:after="0" w:line="252" w:lineRule="auto"/>
+              <w:jc w:val="center"/>
+            </w:pPr>
+            <w:r>
+              <w:rPr>
+                <w:sz w:val="20"/>
+              </w:rPr>
+              <w:t>4</w:t>
+            </w:r>
+          </w:p>
+        </w:tc>
+        <w:tc>
+          <w:tcPr>
+            <w:tcW w:type="dxa" w:w="2778"/>
+            <w:vAlign w:val="center"/>
+            <w:shd w:fill="FFFFFF"/>
+          </w:tcPr>
+          <w:p>
+            <w:pPr>
+              <w:spacing w:after="0" w:line="252" w:lineRule="auto"/>
+            </w:pPr>
+            <w:r>
+              <w:rPr>
+                <w:sz w:val="20"/>
+              </w:rPr>
               <w:t>上部木螺钉</w:t>
             </w:r>
           </w:p>
@@ -2604,7 +2544,7 @@
           <w:tcPr>
             <w:tcW w:type="dxa" w:w="6406"/>
             <w:vAlign w:val="center"/>
-            <w:shd w:fill="F4F4F4"/>
+            <w:shd w:fill="FFFFFF"/>
           </w:tcPr>
           <w:p>
             <w:pPr>
@@ -3551,7 +3491,7 @@
     </w:p>
     <w:p>
       <w:r>
-        <w:t>将绝缘导线以连续重复的蛇形路线穿过静止线圈盒的有效磁极区域。标记起点 A、终点 B 和一次完整重复的路径。在本试验系列中，同一蛇形的一次完整重复计为一匝。三个试验线圈必须采用相同路径和绕线方向。</w:t>
+        <w:t>将绝缘导线连续绕过静止线圈盒中的 18 个圆角导向体，并交替从下一导向体的内侧和外侧通过。标记起点 A、终点 B 和完整路径。绕完全部 18 个导向体计为一匝；所有试验线圈必须采用相同路径和方向。</w:t>
       </w:r>
     </w:p>
     <w:p>
@@ -3859,7 +3799,7 @@
     </w:p>
     <w:p>
       <w:r>
-        <w:t>确保装置固定停转，并使用能够控制磁环吸力的装配夹具。杯形外壳开口朝上。预先检查螺母槽、肩台、键和电缆路径。封闭前将六个 M4 防转嵌入螺母完全装入。</w:t>
+        <w:t>确保装置停转，并使用能控制磁环吸力的夹具。外壳开口朝上。检查螺母槽、肩台、键和电缆路径。封闭前将四个 M4 防转嵌入螺母完全装入。</w:t>
       </w:r>
     </w:p>
     <w:p>
@@ -3870,7 +3810,7 @@
         <w:t xml:space="preserve">1. 装入下磁转子。 </w:t>
       </w:r>
       <w:r>
-        <w:t>将 M8 扭矩螺母放入背部凹槽。把下转子连同轴和隔套装入杯形外壳，磁极面朝上。整个转子位于壳内；螺母和轴端不得碰触封闭底部。</w:t>
+        <w:t>将 M8 扭矩螺母放入背槽。把下转子连同轴和一体式隔套装入外壳，磁极面朝上。磁铁载盘留在壳内，隔套自由穿过静止中心。螺母和轴端不得碰触封闭底部。</w:t>
       </w:r>
     </w:p>
     <w:p>
@@ -3892,7 +3832,7 @@
         <w:t xml:space="preserve">3. 安装静止盖板。 </w:t>
       </w:r>
       <w:r>
-        <w:t>将电缆从侧面出口引出并做好应力释放。盖板平整就位，将六个 M4 螺钉拧入嵌入螺母。交叉、分步、均匀拧紧；出现缝隙或变形时停止。PLA 尚无经过验证的拧紧扭矩。</w:t>
+        <w:t>将电缆从侧面引出并做好应力释放。盖板平整就位，将四个 M4 螺钉交叉、分步拧紧；出现缝隙或变形时停止。外侧框架孔保持独立。PLA 尚无验证扭矩。</w:t>
       </w:r>
     </w:p>
     <w:p>
@@ -3946,7 +3886,7 @@
         <w:drawing>
           <wp:inline xmlns:a="http://schemas.openxmlformats.org/drawingml/2006/main" xmlns:pic="http://schemas.openxmlformats.org/drawingml/2006/picture">
             <wp:extent cx="6264000" cy="4384800"/>
-            <wp:docPr id="4" name="Picture 4" descr="E05。独立下磁转子完全位于壳内、线圈盒下方。外壳前部剖开，线圈盒与盖板隐藏以便观察。封闭外壳底部：静止。下载盘：旋转。磁铁朝上指向线圈：旋转。背槽中的 M8 扭矩螺母（隐藏）。M8 轴上的隔套：旋转。" title="E05"/>
+            <wp:docPr id="4" name="Picture 4" descr="E05。下磁铁载盘在外壳内旋转；其一体式隔套穿过静止中心。外壳前部剖开，线圈盒与盖板隐藏。封闭底部：静止。下载盘和磁铁：旋转。背槽 M8 螺母（隐藏）。一体式隔套：旋转。" title="E05"/>
             <wp:cNvGraphicFramePr>
               <a:graphicFrameLocks noChangeAspect="1"/>
             </wp:cNvGraphicFramePr>
@@ -3983,12 +3923,12 @@
         <w:keepLines/>
       </w:pPr>
       <w:r>
-        <w:t>E05  独立下磁转子完全位于外壳内部、线圈盒下方。</w:t>
+        <w:t>E05  下磁铁载盘在外壳内旋转；其一体式隔套穿过静止中心。</w:t>
       </w:r>
     </w:p>
     <w:p>
       <w:r>
-        <w:t>背部凹槽通过 M8 螺母传递扭矩。隔套随轴旋转，线圈不得接触隔套。CAD 预留隔套的外径与长度为 12 × 17.85 mm。切割前应试装检查实际夹紧状态和底部间隙。</w:t>
+        <w:t>背槽通过 M8 螺母传递扭矩。一体式隔套属于下磁转子并随其旋转；不得接触静止线圈。CAD 尺寸为外径 12 mm、高 17.85 mm，M8 通孔 8.8 mm。试装检查夹紧和底部间隙。</w:t>
       </w:r>
     </w:p>
     <w:p>
@@ -4009,7 +3949,7 @@
         <w:drawing>
           <wp:inline xmlns:a="http://schemas.openxmlformats.org/drawingml/2006/main" xmlns:pic="http://schemas.openxmlformats.org/drawingml/2006/picture">
             <wp:extent cx="6264000" cy="4384800"/>
-            <wp:docPr id="5" name="Picture 5" descr="E06。线圈盒、盖板和底部模块抬起，下磁转子保留在剖开的壳内。下转子位于静止绕组下方。底部叶片缩短以便阅读。含上磁铁载盘的底部模块：旋转。盖板及 51105 座：静止。线圈盒：静止。有效绕线空间：静止。壳内下磁转子：旋转。外壳及底部安装耳：静止。6 个 M4 盖板螺钉（显示 1 个）。6 个 M4 防转螺母（显示 1 个）。两圈各有 18 个朝向绕组的磁极，上方 N S 交替，下方 S N 交替。同一 +Z 投影中相同角度对应相反磁极；0 度时上 N 下 S，20 度时上 S 下 N。" title="E06"/>
+            <wp:docPr id="5" name="Picture 5" descr="E06。线圈盒、盖板和底部模块抬起，下磁转子留在剖开的外壳内。下转子位于静止绕组下方。为便于阅读，底部模块叶片已缩短。带上磁体托盘的底部模块 · 旋转。盖板和 51105 轴承座 · 静止。线圈盒 · 静止。有效绕组空间 · 静止。外壳内的下磁转子 · 旋转。外壳 / 底部安装耳 · 静止。4 × M4 盖板螺钉（显示 1 个）。4 × 防转 M4 螺母（显示 1 个）。两个磁环均有 18 个朝向绕组的磁极，上方 N S 交替、下方 S N 交替。在同一 +Z 投影中，相同角度处为相反磁极；0 度时上方为 N、下方为 S，20 度时上方为 S、下方为 N。" title="E06"/>
             <wp:cNvGraphicFramePr>
               <a:graphicFrameLocks noChangeAspect="1"/>
             </wp:cNvGraphicFramePr>
@@ -4208,7 +4148,7 @@
         <w:drawing>
           <wp:inline xmlns:a="http://schemas.openxmlformats.org/drawingml/2006/main" xmlns:pic="http://schemas.openxmlformats.org/drawingml/2006/picture">
             <wp:extent cx="6264000" cy="4384800"/>
-            <wp:docPr id="8" name="Picture 8" descr="E08。线圈盒落在外壳肩台上，盖板限制向上移动。−X 处单键防止转动。在弧段试样上检查配合。盖板提供线圈盒轴向保持。线圈盒带单个防转筋。外壳肩台与对应键槽。" title="E08"/>
+            <wp:docPr id="8" name="Picture 8" descr="E08。线圈盒落在外壳肩台上，盖板限制上移。−X 键防止转动。检查试样配合。盖板提供轴向保持。线圈盒带 18 个圆角导向体。外壳肩台与对应键槽。" title="E08"/>
             <wp:cNvGraphicFramePr>
               <a:graphicFrameLocks noChangeAspect="1"/>
             </wp:cNvGraphicFramePr>
@@ -4271,7 +4211,7 @@
         <w:drawing>
           <wp:inline xmlns:a="http://schemas.openxmlformats.org/drawingml/2006/main" xmlns:pic="http://schemas.openxmlformats.org/drawingml/2006/picture">
             <wp:extent cx="6264000" cy="4384800"/>
-            <wp:docPr id="9" name="Picture 9" descr="E09。六个 M4 螺钉通过壳体耳座的防转嵌入螺母固定静止盖板。螺钉与螺母为标称包络。从上方接近，须检查实际工具。6 个 M4 螺钉：静止。盖板有六个通孔。外壳耳座有六角槽。6 个 M4 嵌入螺母：静止。" title="E09"/>
+            <wp:docPr id="9" name="Picture 9" descr="E09。四个 M4 螺钉固定盖板；独立外孔将外壳固定到框架。凸台与框架孔共用径向轴线。从上方操作。4 个 M4 螺钉：静止。盖板有四孔。加强轴线。4 个嵌入 M4 螺母：静止。" title="E09"/>
             <wp:cNvGraphicFramePr>
               <a:graphicFrameLocks noChangeAspect="1"/>
             </wp:cNvGraphicFramePr>
@@ -4308,12 +4248,12 @@
         <w:keepLines/>
       </w:pPr>
       <w:r>
-        <w:t>E09  六个 M4 螺钉通过外壳耳座中的嵌入螺母固定静止盖板。</w:t>
+        <w:t>E09  四个 M4 螺钉固定静止盖板；独立外侧孔将外壳固定到框架。</w:t>
       </w:r>
     </w:p>
     <w:p>
       <w:r>
-        <w:t>六个 M4 螺钉和六个防转六角螺母连接盖板与外壳。螺钉从上方操作。拧紧后盖板必须平整，轴仍可自由旋转。给螺钉位置做标记，以便以后目视检查。</w:t>
+        <w:t>四个 M4 螺钉和四个防转六角螺母连接盖板与外壳。它们与四个独立框架孔位于同一径向轴线上，连续凸台加强下安装耳。螺钉从上方操作；盖板须平整且轴可自由旋转。</w:t>
       </w:r>
     </w:p>
     <w:p>
@@ -5249,7 +5189,7 @@
         <w:t xml:space="preserve">3. 拆下盖板。 </w:t>
       </w:r>
       <w:r>
-        <w:t>按方向分别放置轴承零件。松开六个盖板螺钉，抬起盖板，释放电缆应力释放件。下磁转子仍须固定在壳内。</w:t>
+        <w:t>按方向分别放置轴承零件。松开四个盖板螺钉，抬起盖板并释放电缆。独立框架紧固件保持安装；下磁转子须固定在壳内。</w:t>
       </w:r>
     </w:p>
     <w:p>
@@ -5386,7 +5326,7 @@
               <w:rPr>
                 <w:sz w:val="20"/>
               </w:rPr>
-              <w:t>测量磁铁突出量、线圈高度、两处气隙、隔套和轴向偏移。</w:t>
+              <w:t>测量磁铁突出量、线圈高度、两处气隙、一体式转子隔套和轴向偏移。</w:t>
             </w:r>
           </w:p>
         </w:tc>
